--- a/Lab9.docx
+++ b/Lab9.docx
@@ -77,6 +77,7 @@
     <w:p>
       <w:pPr>
         <w:numPr>
+          <w:ilvl w:val="0"/>
           <w:numId w:val="0"/>
         </w:numPr>
         <w:rPr>
@@ -95,6 +96,7 @@
     <w:p>
       <w:pPr>
         <w:numPr>
+          <w:ilvl w:val="0"/>
           <w:numId w:val="0"/>
         </w:numPr>
         <w:rPr>
@@ -168,6 +170,7 @@
     <w:p>
       <w:pPr>
         <w:numPr>
+          <w:ilvl w:val="0"/>
           <w:numId w:val="0"/>
         </w:numPr>
         <w:rPr>
@@ -241,6 +244,7 @@
     <w:p>
       <w:pPr>
         <w:numPr>
+          <w:ilvl w:val="0"/>
           <w:numId w:val="0"/>
         </w:numPr>
         <w:rPr>
@@ -314,6 +318,7 @@
     <w:p>
       <w:pPr>
         <w:numPr>
+          <w:ilvl w:val="0"/>
           <w:numId w:val="0"/>
         </w:numPr>
         <w:rPr>
@@ -387,6 +392,7 @@
     <w:p>
       <w:pPr>
         <w:numPr>
+          <w:ilvl w:val="0"/>
           <w:numId w:val="0"/>
         </w:numPr>
         <w:rPr>
@@ -397,9 +403,9 @@
       <w:r>
         <w:drawing>
           <wp:inline distT="0" distB="0" distL="114300" distR="114300">
-            <wp:extent cx="5270500" cy="1845945"/>
-            <wp:effectExtent l="0" t="0" r="0" b="8255"/>
-            <wp:docPr id="3" name="图片 3"/>
+            <wp:extent cx="5269230" cy="2301875"/>
+            <wp:effectExtent l="0" t="0" r="1270" b="9525"/>
+            <wp:docPr id="10" name="图片 1"/>
             <wp:cNvGraphicFramePr>
               <a:graphicFrameLocks xmlns:a="http://schemas.openxmlformats.org/drawingml/2006/main" noChangeAspect="1"/>
             </wp:cNvGraphicFramePr>
@@ -407,7 +413,7 @@
               <a:graphicData uri="http://schemas.openxmlformats.org/drawingml/2006/picture">
                 <pic:pic xmlns:pic="http://schemas.openxmlformats.org/drawingml/2006/picture">
                   <pic:nvPicPr>
-                    <pic:cNvPr id="3" name="图片 3"/>
+                    <pic:cNvPr id="10" name="图片 1"/>
                     <pic:cNvPicPr>
                       <a:picLocks noChangeAspect="1"/>
                     </pic:cNvPicPr>
@@ -421,7 +427,7 @@
                   <pic:spPr>
                     <a:xfrm>
                       <a:off x="0" y="0"/>
-                      <a:ext cx="5270500" cy="1845945"/>
+                      <a:ext cx="5269230" cy="2301875"/>
                     </a:xfrm>
                     <a:prstGeom prst="rect">
                       <a:avLst/>
@@ -441,6 +447,7 @@
     <w:p>
       <w:pPr>
         <w:numPr>
+          <w:ilvl w:val="0"/>
           <w:numId w:val="0"/>
         </w:numPr>
         <w:rPr>
@@ -478,6 +485,7 @@
     <w:p>
       <w:pPr>
         <w:numPr>
+          <w:ilvl w:val="0"/>
           <w:numId w:val="0"/>
         </w:numPr>
         <w:rPr>
@@ -570,6 +578,7 @@
     <w:p>
       <w:pPr>
         <w:numPr>
+          <w:ilvl w:val="0"/>
           <w:numId w:val="0"/>
         </w:numPr>
         <w:rPr>
@@ -627,6 +636,7 @@
     <w:p>
       <w:pPr>
         <w:numPr>
+          <w:ilvl w:val="0"/>
           <w:numId w:val="0"/>
         </w:numPr>
         <w:ind w:leftChars="0"/>
@@ -686,6 +696,7 @@
     <w:p>
       <w:pPr>
         <w:numPr>
+          <w:ilvl w:val="0"/>
           <w:numId w:val="0"/>
         </w:numPr>
         <w:rPr>
@@ -760,6 +771,7 @@
     <w:p>
       <w:pPr>
         <w:numPr>
+          <w:ilvl w:val="0"/>
           <w:numId w:val="0"/>
         </w:numPr>
         <w:rPr>
@@ -770,9 +782,9 @@
       <w:r>
         <w:drawing>
           <wp:inline distT="0" distB="0" distL="114300" distR="114300">
-            <wp:extent cx="5274310" cy="701675"/>
-            <wp:effectExtent l="0" t="0" r="8890" b="9525"/>
-            <wp:docPr id="9" name="图片 9"/>
+            <wp:extent cx="5270500" cy="2069465"/>
+            <wp:effectExtent l="0" t="0" r="0" b="635"/>
+            <wp:docPr id="11" name="图片 2"/>
             <wp:cNvGraphicFramePr>
               <a:graphicFrameLocks xmlns:a="http://schemas.openxmlformats.org/drawingml/2006/main" noChangeAspect="1"/>
             </wp:cNvGraphicFramePr>
@@ -780,7 +792,7 @@
               <a:graphicData uri="http://schemas.openxmlformats.org/drawingml/2006/picture">
                 <pic:pic xmlns:pic="http://schemas.openxmlformats.org/drawingml/2006/picture">
                   <pic:nvPicPr>
-                    <pic:cNvPr id="9" name="图片 9"/>
+                    <pic:cNvPr id="11" name="图片 2"/>
                     <pic:cNvPicPr>
                       <a:picLocks noChangeAspect="1"/>
                     </pic:cNvPicPr>
@@ -794,7 +806,7 @@
                   <pic:spPr>
                     <a:xfrm>
                       <a:off x="0" y="0"/>
-                      <a:ext cx="5274310" cy="701675"/>
+                      <a:ext cx="5270500" cy="2069465"/>
                     </a:xfrm>
                     <a:prstGeom prst="rect">
                       <a:avLst/>
@@ -816,6 +828,7 @@
     <w:p>
       <w:pPr>
         <w:numPr>
+          <w:ilvl w:val="0"/>
           <w:numId w:val="0"/>
         </w:numPr>
         <w:rPr>
@@ -872,6 +885,7 @@
     <w:p>
       <w:pPr>
         <w:numPr>
+          <w:ilvl w:val="0"/>
           <w:numId w:val="0"/>
         </w:numPr>
         <w:rPr>
